--- a/docs/business/ONEKOF_DATA_RESIDENCY_COUNSEL_BRIEF.docx
+++ b/docs/business/ONEKOF_DATA_RESIDENCY_COUNSEL_BRIEF.docx
@@ -1034,6 +1034,32 @@
     </w:p>
     <w:p>
       <w:pPr>
+        <w:pStyle w:val="ListParagraph"/>
+        <w:numPr>
+          <w:ilvl w:val="0"/>
+          <w:numId w:val="2"/>
+        </w:numPr>
+        <w:spacing w:after="60"/>
+      </w:pPr>
+      <w:r>
+        <w:rPr>
+          <w:b/>
+          <w:bCs/>
+          <w:sz w:val="21"/>
+          <w:szCs w:val="21"/>
+        </w:rPr>
+        <w:t xml:space="preserve">Scope — </w:t>
+      </w:r>
+      <w:r>
+        <w:rPr>
+          <w:sz w:val="21"/>
+          <w:szCs w:val="21"/>
+        </w:rPr>
+        <w:t xml:space="preserve">we understand the Proclamation to apply to any controller or processor established in Ethiopia and processing in that context, and also to those not established in Ethiopia who process the personal data of persons in Ethiopia. We have found only one exemption, for processing by an individual in the course of purely personal or household activity, and no threshold based on the size of the operator. If that understanding is wrong, Question 1b below is where it matters most to us.</w:t>
+      </w:r>
+    </w:p>
+    <w:p>
+      <w:pPr>
         <w:spacing w:after="120"/>
       </w:pPr>
       <w:r>
@@ -1262,7 +1288,19 @@
           <w:sz w:val="24"/>
           <w:szCs w:val="24"/>
         </w:rPr>
-        <w:t xml:space="preserve">Question 2 — Patient data on Ethiopian infrastructure</w:t>
+        <w:t xml:space="preserve">Question 1b — Does the sector of the business change the answer?</w:t>
+      </w:r>
+    </w:p>
+    <w:p>
+      <w:pPr>
+        <w:spacing w:after="120"/>
+      </w:pPr>
+      <w:r>
+        <w:rPr>
+          <w:sz w:val="21"/>
+          <w:szCs w:val="21"/>
+        </w:rPr>
+        <w:t xml:space="preserve">Our internal view has been divided on this and we would like it settled. One reading is that the localisation duty is aimed principally at health, telecommunications and similar sensitive-sector operators, and that a general business tool holding ordinary account data is not the intended target. The other is that the duty is territorial — it attaches to personal data collected in Ethiopia irrespective of the controller's sector.</w:t>
       </w:r>
     </w:p>
     <w:p>
@@ -1279,7 +1317,7 @@
           <w:sz w:val="21"/>
           <w:szCs w:val="21"/>
         </w:rPr>
-        <w:t xml:space="preserve">Do you agree that patient identifiers, as described in section 2, must be stored on infrastructure located in Ethiopia?</w:t>
+        <w:t xml:space="preserve">Does Article 22 apply differently to a general-purpose business application than to a health or telemedicine application, or is the obligation the same for both?</w:t>
       </w:r>
     </w:p>
     <w:p>
@@ -1296,7 +1334,7 @@
           <w:sz w:val="21"/>
           <w:szCs w:val="21"/>
         </w:rPr>
-        <w:t xml:space="preserve">Does our exclusion of diagnoses, prescriptions, results and clinical notes change the analysis, or is a patient identifier linked to a care activity already health data in the full sense?</w:t>
+        <w:t xml:space="preserve">Is Onekof a data controller, a data processor, or both? Our customers decide what to put into their workspaces, which suggests we are a processor for their content and a controller for the account data we collect ourselves. Does that distinction change our obligations under Article 22?</w:t>
       </w:r>
     </w:p>
     <w:p>
@@ -1313,7 +1351,7 @@
           <w:sz w:val="21"/>
           <w:szCs w:val="21"/>
         </w:rPr>
-        <w:t xml:space="preserve">Is there any realistic route — consent, Authority approval, or otherwise — by which patient data could lawfully sit on Tier 3? We are not seeking one, but we would like to know whether it exists before we tell customers it does not.</w:t>
+        <w:t xml:space="preserve">Are there any thresholds, exemptions or transitional accommodations — by size of operator, volume of data, or sector — that would apply to a company of our size?</w:t>
       </w:r>
     </w:p>
     <w:p>
@@ -1329,19 +1367,7 @@
           <w:sz w:val="24"/>
           <w:szCs w:val="24"/>
         </w:rPr>
-        <w:t xml:space="preserve">Question 3 — Retention</w:t>
-      </w:r>
-    </w:p>
-    <w:p>
-      <w:pPr>
-        <w:spacing w:after="120"/>
-      </w:pPr>
-      <w:r>
-        <w:rPr>
-          <w:sz w:val="21"/>
-          <w:szCs w:val="21"/>
-        </w:rPr>
-        <w:t xml:space="preserve">The Proclamation sets a purpose-based storage limitation rather than a fixed period. Because Onekof is not the medical record, our view is that a SHORT retention period is correct: a long one would turn our platform into an unmanaged secondary patient archive that no facility designated as its record.</w:t>
+        <w:t xml:space="preserve">Question 2 — Patient data on Ethiopian infrastructure</w:t>
       </w:r>
     </w:p>
     <w:p>
@@ -1358,7 +1384,7 @@
           <w:sz w:val="21"/>
           <w:szCs w:val="21"/>
         </w:rPr>
-        <w:t xml:space="preserve">Is a default of 24 months following closure of the last linked care item defensible, with organizations able to configure between 6 and 84 months and no option to retain indefinitely?</w:t>
+        <w:t xml:space="preserve">Do you agree that patient identifiers, as described in section 2, must be stored on infrastructure located in Ethiopia?</w:t>
       </w:r>
     </w:p>
     <w:p>
@@ -1375,7 +1401,7 @@
           <w:sz w:val="21"/>
           <w:szCs w:val="21"/>
         </w:rPr>
-        <w:t xml:space="preserve">Are we subject to any Ethiopian health-sector retention MINIMUM that would override a short period — noting that we are not the clinical record holder?</w:t>
+        <w:t xml:space="preserve">Does our exclusion of diagnoses, prescriptions, results and clinical notes change the analysis, or is a patient identifier linked to a care activity already health data in the full sense?</w:t>
       </w:r>
     </w:p>
     <w:p>
@@ -1392,24 +1418,7 @@
           <w:sz w:val="21"/>
           <w:szCs w:val="21"/>
         </w:rPr>
-        <w:t xml:space="preserve">Must we apply the retain-until-majority rule for minors? Our view is that this rule attaches to the clinical record and not to operational coordination data, but we do not want to assume that.</w:t>
-      </w:r>
-    </w:p>
-    <w:p>
-      <w:pPr>
-        <w:pStyle w:val="ListParagraph"/>
-        <w:numPr>
-          <w:ilvl w:val="0"/>
-          <w:numId w:val="5"/>
-        </w:numPr>
-        <w:spacing w:after="60"/>
-      </w:pPr>
-      <w:r>
-        <w:rPr>
-          <w:sz w:val="21"/>
-          <w:szCs w:val="21"/>
-        </w:rPr>
-        <w:t xml:space="preserve">We intend to exempt access audit logs from patient retention, so that the record of who accessed what survives the patient record. Those logs reference patients by internal identifier only and contain no personal identifiers. Is that treatment correct?</w:t>
+        <w:t xml:space="preserve">Is there any realistic route — consent, Authority approval, or otherwise — by which patient data could lawfully sit on Tier 3? We are not seeking one, but we would like to know whether it exists before we tell customers it does not.</w:t>
       </w:r>
     </w:p>
     <w:p>
@@ -1425,6 +1434,102 @@
           <w:sz w:val="24"/>
           <w:szCs w:val="24"/>
         </w:rPr>
+        <w:t xml:space="preserve">Question 3 — Retention</w:t>
+      </w:r>
+    </w:p>
+    <w:p>
+      <w:pPr>
+        <w:spacing w:after="120"/>
+      </w:pPr>
+      <w:r>
+        <w:rPr>
+          <w:sz w:val="21"/>
+          <w:szCs w:val="21"/>
+        </w:rPr>
+        <w:t xml:space="preserve">The Proclamation sets a purpose-based storage limitation rather than a fixed period. Because Onekof is not the medical record, our view is that a SHORT retention period is correct: a long one would turn our platform into an unmanaged secondary patient archive that no facility designated as its record.</w:t>
+      </w:r>
+    </w:p>
+    <w:p>
+      <w:pPr>
+        <w:pStyle w:val="ListParagraph"/>
+        <w:numPr>
+          <w:ilvl w:val="0"/>
+          <w:numId w:val="6"/>
+        </w:numPr>
+        <w:spacing w:after="60"/>
+      </w:pPr>
+      <w:r>
+        <w:rPr>
+          <w:sz w:val="21"/>
+          <w:szCs w:val="21"/>
+        </w:rPr>
+        <w:t xml:space="preserve">Is a default of 24 months following closure of the last linked care item defensible, with organizations able to configure between 6 and 84 months and no option to retain indefinitely?</w:t>
+      </w:r>
+    </w:p>
+    <w:p>
+      <w:pPr>
+        <w:pStyle w:val="ListParagraph"/>
+        <w:numPr>
+          <w:ilvl w:val="0"/>
+          <w:numId w:val="6"/>
+        </w:numPr>
+        <w:spacing w:after="60"/>
+      </w:pPr>
+      <w:r>
+        <w:rPr>
+          <w:sz w:val="21"/>
+          <w:szCs w:val="21"/>
+        </w:rPr>
+        <w:t xml:space="preserve">Are we subject to any Ethiopian health-sector retention MINIMUM that would override a short period — noting that we are not the clinical record holder?</w:t>
+      </w:r>
+    </w:p>
+    <w:p>
+      <w:pPr>
+        <w:pStyle w:val="ListParagraph"/>
+        <w:numPr>
+          <w:ilvl w:val="0"/>
+          <w:numId w:val="6"/>
+        </w:numPr>
+        <w:spacing w:after="60"/>
+      </w:pPr>
+      <w:r>
+        <w:rPr>
+          <w:sz w:val="21"/>
+          <w:szCs w:val="21"/>
+        </w:rPr>
+        <w:t xml:space="preserve">Must we apply the retain-until-majority rule for minors? Our view is that this rule attaches to the clinical record and not to operational coordination data, but we do not want to assume that.</w:t>
+      </w:r>
+    </w:p>
+    <w:p>
+      <w:pPr>
+        <w:pStyle w:val="ListParagraph"/>
+        <w:numPr>
+          <w:ilvl w:val="0"/>
+          <w:numId w:val="6"/>
+        </w:numPr>
+        <w:spacing w:after="60"/>
+      </w:pPr>
+      <w:r>
+        <w:rPr>
+          <w:sz w:val="21"/>
+          <w:szCs w:val="21"/>
+        </w:rPr>
+        <w:t xml:space="preserve">We intend to exempt access audit logs from patient retention, so that the record of who accessed what survives the patient record. Those logs reference patients by internal identifier only and contain no personal identifiers. Is that treatment correct?</w:t>
+      </w:r>
+    </w:p>
+    <w:p>
+      <w:pPr>
+        <w:pStyle w:val="Heading2"/>
+        <w:spacing w:after="120" w:before="240"/>
+      </w:pPr>
+      <w:r>
+        <w:rPr>
+          <w:b/>
+          <w:bCs/>
+          <w:color w:val="222222"/>
+          <w:sz w:val="24"/>
+          <w:szCs w:val="24"/>
+        </w:rPr>
         <w:t xml:space="preserve">Question 4 — Obligations we may have already incurred</w:t>
       </w:r>
     </w:p>
@@ -1433,7 +1538,7 @@
         <w:pStyle w:val="ListParagraph"/>
         <w:numPr>
           <w:ilvl w:val="0"/>
-          <w:numId w:val="6"/>
+          <w:numId w:val="7"/>
         </w:numPr>
         <w:spacing w:after="60"/>
       </w:pPr>
@@ -1450,7 +1555,7 @@
         <w:pStyle w:val="ListParagraph"/>
         <w:numPr>
           <w:ilvl w:val="0"/>
-          <w:numId w:val="6"/>
+          <w:numId w:val="7"/>
         </w:numPr>
         <w:spacing w:after="60"/>
       </w:pPr>
@@ -1467,7 +1572,7 @@
         <w:pStyle w:val="ListParagraph"/>
         <w:numPr>
           <w:ilvl w:val="0"/>
-          <w:numId w:val="6"/>
+          <w:numId w:val="7"/>
         </w:numPr>
         <w:spacing w:after="60"/>
       </w:pPr>
@@ -1484,7 +1589,7 @@
         <w:pStyle w:val="ListParagraph"/>
         <w:numPr>
           <w:ilvl w:val="0"/>
-          <w:numId w:val="6"/>
+          <w:numId w:val="7"/>
         </w:numPr>
         <w:spacing w:after="60"/>
       </w:pPr>
@@ -2175,6 +2280,18 @@
       </w:pPr>
     </w:lvl>
   </w:abstractNum>
+  <w:abstractNum w:abstractNumId="7" w15:restartNumberingAfterBreak="0">
+    <w:multiLevelType w:val="hybridMultilevel"/>
+    <w:lvl w:ilvl="0" w15:tentative="1">
+      <w:start w:val="1"/>
+      <w:numFmt w:val="decimal"/>
+      <w:lvlText w:val="%1."/>
+      <w:lvlJc w:val="left"/>
+      <w:pPr>
+        <w:ind w:left="360" w:hanging="260"/>
+      </w:pPr>
+    </w:lvl>
+  </w:abstractNum>
   <w:num w:numId="1">
     <w:abstractNumId w:val="1"/>
     <w:lvlOverride w:ilvl="0">
@@ -2207,6 +2324,12 @@
   </w:num>
   <w:num w:numId="6">
     <w:abstractNumId w:val="6"/>
+    <w:lvlOverride w:ilvl="0">
+      <w:startOverride w:val="1"/>
+    </w:lvlOverride>
+  </w:num>
+  <w:num w:numId="7">
+    <w:abstractNumId w:val="7"/>
     <w:lvlOverride w:ilvl="0">
       <w:startOverride w:val="1"/>
     </w:lvlOverride>

--- a/docs/business/ONEKOF_DATA_RESIDENCY_COUNSEL_BRIEF.docx
+++ b/docs/business/ONEKOF_DATA_RESIDENCY_COUNSEL_BRIEF.docx
@@ -1451,6 +1451,20 @@
     </w:p>
     <w:p>
       <w:pPr>
+        <w:spacing w:after="120"/>
+      </w:pPr>
+      <w:r>
+        <w:rPr>
+          <w:b/>
+          <w:bCs/>
+          <w:sz w:val="21"/>
+          <w:szCs w:val="21"/>
+        </w:rPr>
+        <w:t xml:space="preserve">Our position, decided internally: patient-linked operational records are retained for 12 months following closure of the last linked care item, configurable by the organization between 6 and 84 months, with no option to retain indefinitely. Before any erasure the organization receives notice and an export of the records due for deletion — we do not delete silently on a timer, because the operational history belongs to the institution even where the personal data should not persist in our systems.</w:t>
+      </w:r>
+    </w:p>
+    <w:p>
+      <w:pPr>
         <w:pStyle w:val="ListParagraph"/>
         <w:numPr>
           <w:ilvl w:val="0"/>
@@ -1463,7 +1477,24 @@
           <w:sz w:val="21"/>
           <w:szCs w:val="21"/>
         </w:rPr>
-        <w:t xml:space="preserve">Is a default of 24 months following closure of the last linked care item defensible, with organizations able to configure between 6 and 84 months and no option to retain indefinitely?</w:t>
+        <w:t xml:space="preserve">Is a 12-month default, bounded 6 to 84 months with no indefinite option, defensible under the storage limitation principle?</w:t>
+      </w:r>
+    </w:p>
+    <w:p>
+      <w:pPr>
+        <w:pStyle w:val="ListParagraph"/>
+        <w:numPr>
+          <w:ilvl w:val="0"/>
+          <w:numId w:val="6"/>
+        </w:numPr>
+        <w:spacing w:after="60"/>
+      </w:pPr>
+      <w:r>
+        <w:rPr>
+          <w:sz w:val="21"/>
+          <w:szCs w:val="21"/>
+        </w:rPr>
+        <w:t xml:space="preserve">Does the pre-erasure export satisfy, conflict with, or complicate the storage limitation duty? We regard it as protecting the institution, but it does mean personal data leaves our systems in a file we no longer control, and we would rather be told now if that creates a problem.</w:t>
       </w:r>
     </w:p>
     <w:p>
